--- a/Sem6/Unity/Отчеты/1_Комисарик_МА_ИКБО-20-23.docx
+++ b/Sem6/Unity/Отчеты/1_Комисарик_МА_ИКБО-20-23.docx
@@ -23,14 +23,236 @@
         <w:pStyle w:val="a4"/>
       </w:pPr>
       <w:r>
-        <w:t>В кач</w:t>
+        <w:t xml:space="preserve">Тема – </w:t>
       </w:r>
+      <w:proofErr w:type="spellStart"/>
       <w:r>
-        <w:t>е</w:t>
+        <w:t>метроидвания</w:t>
+      </w:r>
+      <w:proofErr w:type="spellEnd"/>
+      <w:r>
+        <w:t xml:space="preserve"> с видом сбоку.</w:t>
+      </w:r>
+    </w:p>
+    <w:p>
+      <w:pPr>
+        <w:pStyle w:val="20"/>
+      </w:pPr>
+      <w:r>
+        <w:t xml:space="preserve">Код </w:t>
+      </w:r>
+      <w:proofErr w:type="spellStart"/>
+      <w:r>
+        <w:t>спавнера</w:t>
+      </w:r>
+      <w:proofErr w:type="spellEnd"/>
+      <w:r>
+        <w:t xml:space="preserve"> объектов</w:t>
+      </w:r>
+    </w:p>
+    <w:p>
+      <w:pPr>
+        <w:pStyle w:val="a4"/>
+      </w:pPr>
+      <w:r>
+        <w:drawing>
+          <wp:inline distT="0" distB="0" distL="0" distR="0" wp14:anchorId="72E1BADE" wp14:editId="65B144D4">
+            <wp:extent cx="5940425" cy="4305935"/>
+            <wp:effectExtent l="0" t="0" r="3175" b="0"/>
+            <wp:docPr id="1" name="Рисунок 1"/>
+            <wp:cNvGraphicFramePr>
+              <a:graphicFrameLocks xmlns:a="http://schemas.openxmlformats.org/drawingml/2006/main" noChangeAspect="1"/>
+            </wp:cNvGraphicFramePr>
+            <a:graphic xmlns:a="http://schemas.openxmlformats.org/drawingml/2006/main">
+              <a:graphicData uri="http://schemas.openxmlformats.org/drawingml/2006/picture">
+                <pic:pic xmlns:pic="http://schemas.openxmlformats.org/drawingml/2006/picture">
+                  <pic:nvPicPr>
+                    <pic:cNvPr id="1" name=""/>
+                    <pic:cNvPicPr/>
+                  </pic:nvPicPr>
+                  <pic:blipFill>
+                    <a:blip r:embed="rId8"/>
+                    <a:stretch>
+                      <a:fillRect/>
+                    </a:stretch>
+                  </pic:blipFill>
+                  <pic:spPr>
+                    <a:xfrm>
+                      <a:off x="0" y="0"/>
+                      <a:ext cx="5940425" cy="4305935"/>
+                    </a:xfrm>
+                    <a:prstGeom prst="rect">
+                      <a:avLst/>
+                    </a:prstGeom>
+                  </pic:spPr>
+                </pic:pic>
+              </a:graphicData>
+            </a:graphic>
+          </wp:inline>
+        </w:drawing>
+      </w:r>
+    </w:p>
+    <w:p>
+      <w:pPr>
+        <w:pStyle w:val="20"/>
+      </w:pPr>
+      <w:r>
+        <w:t>Использование скрипта</w:t>
+      </w:r>
+    </w:p>
+    <w:p>
+      <w:pPr>
+        <w:pStyle w:val="a4"/>
+      </w:pPr>
+      <w:r>
+        <w:t xml:space="preserve">Для использования скрипта был создан </w:t>
+      </w:r>
+      <w:proofErr w:type="spellStart"/>
+      <w:r>
+        <w:t>префаб</w:t>
+      </w:r>
+      <w:proofErr w:type="spellEnd"/>
+      <w:r>
+        <w:t xml:space="preserve"> врага без интеллекта.</w:t>
+      </w:r>
+    </w:p>
+    <w:p>
+      <w:pPr>
+        <w:pStyle w:val="a4"/>
+      </w:pPr>
+      <w:r>
+        <w:drawing>
+          <wp:inline distT="0" distB="0" distL="0" distR="0" wp14:anchorId="560F2FAD" wp14:editId="63C322F8">
+            <wp:extent cx="5940425" cy="2569845"/>
+            <wp:effectExtent l="0" t="0" r="3175" b="1905"/>
+            <wp:docPr id="4" name="Рисунок 4"/>
+            <wp:cNvGraphicFramePr>
+              <a:graphicFrameLocks xmlns:a="http://schemas.openxmlformats.org/drawingml/2006/main" noChangeAspect="1"/>
+            </wp:cNvGraphicFramePr>
+            <a:graphic xmlns:a="http://schemas.openxmlformats.org/drawingml/2006/main">
+              <a:graphicData uri="http://schemas.openxmlformats.org/drawingml/2006/picture">
+                <pic:pic xmlns:pic="http://schemas.openxmlformats.org/drawingml/2006/picture">
+                  <pic:nvPicPr>
+                    <pic:cNvPr id="1" name=""/>
+                    <pic:cNvPicPr/>
+                  </pic:nvPicPr>
+                  <pic:blipFill>
+                    <a:blip r:embed="rId9"/>
+                    <a:stretch>
+                      <a:fillRect/>
+                    </a:stretch>
+                  </pic:blipFill>
+                  <pic:spPr>
+                    <a:xfrm>
+                      <a:off x="0" y="0"/>
+                      <a:ext cx="5940425" cy="2569845"/>
+                    </a:xfrm>
+                    <a:prstGeom prst="rect">
+                      <a:avLst/>
+                    </a:prstGeom>
+                  </pic:spPr>
+                </pic:pic>
+              </a:graphicData>
+            </a:graphic>
+          </wp:inline>
+        </w:drawing>
+      </w:r>
+    </w:p>
+    <w:p>
+      <w:pPr>
+        <w:pStyle w:val="a4"/>
+      </w:pPr>
+      <w:r>
+        <w:lastRenderedPageBreak/>
+        <w:drawing>
+          <wp:inline distT="0" distB="0" distL="0" distR="0" wp14:anchorId="4F2B0512" wp14:editId="6E9E581D">
+            <wp:extent cx="5940425" cy="4170680"/>
+            <wp:effectExtent l="0" t="0" r="3175" b="1270"/>
+            <wp:docPr id="3" name="Рисунок 3"/>
+            <wp:cNvGraphicFramePr>
+              <a:graphicFrameLocks xmlns:a="http://schemas.openxmlformats.org/drawingml/2006/main" noChangeAspect="1"/>
+            </wp:cNvGraphicFramePr>
+            <a:graphic xmlns:a="http://schemas.openxmlformats.org/drawingml/2006/main">
+              <a:graphicData uri="http://schemas.openxmlformats.org/drawingml/2006/picture">
+                <pic:pic xmlns:pic="http://schemas.openxmlformats.org/drawingml/2006/picture">
+                  <pic:nvPicPr>
+                    <pic:cNvPr id="1" name=""/>
+                    <pic:cNvPicPr/>
+                  </pic:nvPicPr>
+                  <pic:blipFill>
+                    <a:blip r:embed="rId10"/>
+                    <a:stretch>
+                      <a:fillRect/>
+                    </a:stretch>
+                  </pic:blipFill>
+                  <pic:spPr>
+                    <a:xfrm>
+                      <a:off x="0" y="0"/>
+                      <a:ext cx="5940425" cy="4170680"/>
+                    </a:xfrm>
+                    <a:prstGeom prst="rect">
+                      <a:avLst/>
+                    </a:prstGeom>
+                  </pic:spPr>
+                </pic:pic>
+              </a:graphicData>
+            </a:graphic>
+          </wp:inline>
+        </w:drawing>
+      </w:r>
+    </w:p>
+    <w:p>
+      <w:pPr>
+        <w:pStyle w:val="20"/>
+      </w:pPr>
+      <w:r>
+        <w:t>Демонстрация</w:t>
+      </w:r>
+    </w:p>
+    <w:p>
+      <w:pPr>
+        <w:pStyle w:val="a4"/>
+      </w:pPr>
+      <w:r>
+        <w:drawing>
+          <wp:inline distT="0" distB="0" distL="0" distR="0" wp14:anchorId="66C66232" wp14:editId="01ACFF57">
+            <wp:extent cx="5940425" cy="4481830"/>
+            <wp:effectExtent l="0" t="0" r="3175" b="0"/>
+            <wp:docPr id="2" name="Рисунок 2"/>
+            <wp:cNvGraphicFramePr>
+              <a:graphicFrameLocks xmlns:a="http://schemas.openxmlformats.org/drawingml/2006/main" noChangeAspect="1"/>
+            </wp:cNvGraphicFramePr>
+            <a:graphic xmlns:a="http://schemas.openxmlformats.org/drawingml/2006/main">
+              <a:graphicData uri="http://schemas.openxmlformats.org/drawingml/2006/picture">
+                <pic:pic xmlns:pic="http://schemas.openxmlformats.org/drawingml/2006/picture">
+                  <pic:nvPicPr>
+                    <pic:cNvPr id="1" name=""/>
+                    <pic:cNvPicPr/>
+                  </pic:nvPicPr>
+                  <pic:blipFill>
+                    <a:blip r:embed="rId11"/>
+                    <a:stretch>
+                      <a:fillRect/>
+                    </a:stretch>
+                  </pic:blipFill>
+                  <pic:spPr>
+                    <a:xfrm>
+                      <a:off x="0" y="0"/>
+                      <a:ext cx="5940425" cy="4481830"/>
+                    </a:xfrm>
+                    <a:prstGeom prst="rect">
+                      <a:avLst/>
+                    </a:prstGeom>
+                  </pic:spPr>
+                </pic:pic>
+              </a:graphicData>
+            </a:graphic>
+          </wp:inline>
+        </w:drawing>
       </w:r>
     </w:p>
     <w:sectPr>
-      <w:footerReference w:type="first" r:id="rId8"/>
+      <w:footerReference w:type="first" r:id="rId12"/>
       <w:pgSz w:w="11906" w:h="16838"/>
       <w:pgMar w:top="1134" w:right="850" w:bottom="1134" w:left="1701" w:header="708" w:footer="708" w:gutter="0"/>
       <w:cols w:space="708"/>
